--- a/valencia/UD04/UD04 - Annex 1 - Lliurant pràctiques amb persistència en Odoo.docx
+++ b/valencia/UD04/UD04 - Annex 1 - Lliurant pràctiques amb persistència en Odoo.docx
@@ -61,7 +61,7 @@
           <wp:inline distB="114300" distT="114300" distL="114300" distR="114300">
             <wp:extent cx="447675" cy="57150"/>
             <wp:effectExtent b="0" l="0" r="0" t="0"/>
-            <wp:docPr descr="short line" id="2" name="image3.png"/>
+            <wp:docPr descr="short line" id="3" name="image3.png"/>
             <a:graphic>
               <a:graphicData uri="http://schemas.openxmlformats.org/drawingml/2006/picture">
                 <pic:pic>
@@ -245,12 +245,54 @@
           <w:szCs w:val="32"/>
           <w:rtl w:val="0"/>
         </w:rPr>
-        <w:t xml:space="preserve">Actualitzat Octubre 2024</w:t>
-      </w:r>
-      <w:r>
-        <w:rPr>
-          <w:rtl w:val="0"/>
-        </w:rPr>
+        <w:t xml:space="preserve">Actualitzat Setembre 2025 </w:t>
+      </w:r>
+      <w:r>
+        <w:rPr>
+          <w:rtl w:val="0"/>
+        </w:rPr>
+      </w:r>
+      <w:r>
+        <w:drawing>
+          <wp:anchor allowOverlap="1" behindDoc="0" distB="57150" distT="57150" distL="57150" distR="57150" hidden="0" layoutInCell="1" locked="0" relativeHeight="0" simplePos="0">
+            <wp:simplePos x="0" y="0"/>
+            <wp:positionH relativeFrom="column">
+              <wp:posOffset>2494355</wp:posOffset>
+            </wp:positionH>
+            <wp:positionV relativeFrom="paragraph">
+              <wp:posOffset>135382</wp:posOffset>
+            </wp:positionV>
+            <wp:extent cx="765353" cy="265748"/>
+            <wp:effectExtent b="0" l="0" r="0" t="0"/>
+            <wp:wrapSquare wrapText="bothSides" distB="57150" distT="57150" distL="57150" distR="57150"/>
+            <wp:docPr id="2" name="image2.png"/>
+            <a:graphic>
+              <a:graphicData uri="http://schemas.openxmlformats.org/drawingml/2006/picture">
+                <pic:pic>
+                  <pic:nvPicPr>
+                    <pic:cNvPr id="0" name="image2.png"/>
+                    <pic:cNvPicPr preferRelativeResize="0"/>
+                  </pic:nvPicPr>
+                  <pic:blipFill>
+                    <a:blip r:embed="rId7"/>
+                    <a:srcRect b="0" l="0" r="0" t="0"/>
+                    <a:stretch>
+                      <a:fillRect/>
+                    </a:stretch>
+                  </pic:blipFill>
+                  <pic:spPr>
+                    <a:xfrm>
+                      <a:off x="0" y="0"/>
+                      <a:ext cx="765353" cy="265748"/>
+                    </a:xfrm>
+                    <a:prstGeom prst="rect"/>
+                    <a:ln/>
+                  </pic:spPr>
+                </pic:pic>
+              </a:graphicData>
+            </a:graphic>
+          </wp:anchor>
+        </w:drawing>
       </w:r>
     </w:p>
     <w:p>
@@ -782,6 +824,7 @@
     </w:p>
     <w:sdt>
       <w:sdtPr>
+        <w:id w:val="658747180"/>
         <w:docPartObj>
           <w:docPartGallery w:val="Table of Contents"/>
           <w:docPartUnique w:val="1"/>
@@ -2608,11 +2651,19 @@
       </w:pPr>
     </w:pPrDefault>
   </w:docDefaults>
+  <w:style w:type="table" w:styleId="TableNormal" w:default="1">
+    <w:name w:val="TableNormal"/>
+    <w:tblPr>
+      <w:tblCellMar>
+        <w:top w:w="100.0" w:type="dxa"/>
+        <w:left w:w="100.0" w:type="dxa"/>
+        <w:bottom w:w="100.0" w:type="dxa"/>
+        <w:right w:w="100.0" w:type="dxa"/>
+      </w:tblCellMar>
+    </w:tblPr>
+  </w:style>
   <w:style w:type="paragraph" w:styleId="Normal" w:default="1">
     <w:name w:val="normal"/>
-  </w:style>
-  <w:style w:type="table" w:styleId="TableNormal" w:default="1">
-    <w:name w:val="Table Normal"/>
   </w:style>
   <w:style w:type="paragraph" w:styleId="Heading1">
     <w:name w:val="heading 1"/>
@@ -2761,12 +2812,6 @@
     <w:tblPr>
       <w:tblStyleRowBandSize w:val="1"/>
       <w:tblStyleColBandSize w:val="1"/>
-      <w:tblCellMar>
-        <w:top w:w="100.0" w:type="dxa"/>
-        <w:left w:w="100.0" w:type="dxa"/>
-        <w:bottom w:w="100.0" w:type="dxa"/>
-        <w:right w:w="100.0" w:type="dxa"/>
-      </w:tblCellMar>
     </w:tblPr>
   </w:style>
   <w:style w:type="table" w:styleId="Table2">
@@ -2774,12 +2819,6 @@
     <w:tblPr>
       <w:tblStyleRowBandSize w:val="1"/>
       <w:tblStyleColBandSize w:val="1"/>
-      <w:tblCellMar>
-        <w:top w:w="100.0" w:type="dxa"/>
-        <w:left w:w="100.0" w:type="dxa"/>
-        <w:bottom w:w="100.0" w:type="dxa"/>
-        <w:right w:w="100.0" w:type="dxa"/>
-      </w:tblCellMar>
     </w:tblPr>
   </w:style>
   <w:style w:type="table" w:styleId="Table3">
@@ -2787,12 +2826,6 @@
     <w:tblPr>
       <w:tblStyleRowBandSize w:val="1"/>
       <w:tblStyleColBandSize w:val="1"/>
-      <w:tblCellMar>
-        <w:top w:w="100.0" w:type="dxa"/>
-        <w:left w:w="100.0" w:type="dxa"/>
-        <w:bottom w:w="100.0" w:type="dxa"/>
-        <w:right w:w="100.0" w:type="dxa"/>
-      </w:tblCellMar>
     </w:tblPr>
   </w:style>
 </w:styles>
